--- a/backend/Plantillas/solicitudCP.docx
+++ b/backend/Plantillas/solicitudCP.docx
@@ -1210,526 +1210,6 @@
         </w:rPr>
       </w:pPr>
     </w:p>
-    <w:tbl>
-      <w:tblPr>
-        <w:tblStyle w:val="Tablaconcuadrcula"/>
-        <w:tblW w:w="0" w:type="auto"/>
-        <w:tblLook w:val="04A0" w:firstRow="1" w:lastRow="0" w:firstColumn="1" w:lastColumn="0" w:noHBand="0" w:noVBand="1"/>
-      </w:tblPr>
-      <w:tblGrid>
-        <w:gridCol w:w="677"/>
-        <w:gridCol w:w="1097"/>
-        <w:gridCol w:w="927"/>
-        <w:gridCol w:w="4400"/>
-        <w:gridCol w:w="1084"/>
-        <w:gridCol w:w="1161"/>
-      </w:tblGrid>
-      <w:tr>
-        <w:trPr>
-          <w:trHeight w:val="238"/>
-        </w:trPr>
-        <w:tc>
-          <w:tcPr>
-            <w:tcW w:w="677" w:type="dxa"/>
-            <w:vMerge w:val="restart"/>
-            <w:shd w:val="clear" w:color="auto" w:fill="D9D9D9" w:themeFill="background1" w:themeFillShade="D9"/>
-            <w:vAlign w:val="center"/>
-          </w:tcPr>
-          <w:p>
-            <w:pPr>
-              <w:spacing w:after="0"/>
-              <w:jc w:val="center"/>
-              <w:rPr>
-                <w:rFonts w:eastAsia="Times New Roman" w:cs="Times New Roman"/>
-                <w:b/>
-                <w:bCs/>
-                <w:sz w:val="22"/>
-                <w:lang w:eastAsia="es-BO"/>
-              </w:rPr>
-            </w:pPr>
-            <w:r>
-              <w:rPr>
-                <w:rFonts w:eastAsia="Times New Roman" w:cs="Times New Roman"/>
-                <w:b/>
-                <w:bCs/>
-                <w:sz w:val="22"/>
-                <w:lang w:eastAsia="es-BO"/>
-              </w:rPr>
-              <w:t>Ítem</w:t>
-            </w:r>
-          </w:p>
-        </w:tc>
-        <w:tc>
-          <w:tcPr>
-            <w:tcW w:w="1090" w:type="dxa"/>
-            <w:vMerge w:val="restart"/>
-            <w:shd w:val="clear" w:color="auto" w:fill="D9D9D9" w:themeFill="background1" w:themeFillShade="D9"/>
-            <w:vAlign w:val="center"/>
-          </w:tcPr>
-          <w:p>
-            <w:pPr>
-              <w:spacing w:after="0"/>
-              <w:jc w:val="center"/>
-              <w:rPr>
-                <w:rFonts w:eastAsia="Times New Roman" w:cs="Times New Roman"/>
-                <w:b/>
-                <w:bCs/>
-                <w:sz w:val="22"/>
-                <w:lang w:eastAsia="es-BO"/>
-              </w:rPr>
-            </w:pPr>
-            <w:r>
-              <w:rPr>
-                <w:rFonts w:eastAsia="Times New Roman" w:cs="Times New Roman"/>
-                <w:b/>
-                <w:bCs/>
-                <w:sz w:val="22"/>
-                <w:lang w:eastAsia="es-BO"/>
-              </w:rPr>
-              <w:t>Cantidad</w:t>
-            </w:r>
-          </w:p>
-        </w:tc>
-        <w:tc>
-          <w:tcPr>
-            <w:tcW w:w="927" w:type="dxa"/>
-            <w:vMerge w:val="restart"/>
-            <w:shd w:val="clear" w:color="auto" w:fill="D9D9D9" w:themeFill="background1" w:themeFillShade="D9"/>
-            <w:vAlign w:val="center"/>
-          </w:tcPr>
-          <w:p>
-            <w:pPr>
-              <w:spacing w:after="0"/>
-              <w:jc w:val="center"/>
-              <w:rPr>
-                <w:rFonts w:eastAsia="Times New Roman" w:cs="Times New Roman"/>
-                <w:b/>
-                <w:bCs/>
-                <w:sz w:val="22"/>
-                <w:lang w:eastAsia="es-BO"/>
-              </w:rPr>
-            </w:pPr>
-            <w:r>
-              <w:rPr>
-                <w:rFonts w:eastAsia="Times New Roman" w:cs="Times New Roman"/>
-                <w:b/>
-                <w:bCs/>
-                <w:sz w:val="22"/>
-                <w:lang w:eastAsia="es-BO"/>
-              </w:rPr>
-              <w:t>Unidad</w:t>
-            </w:r>
-          </w:p>
-        </w:tc>
-        <w:tc>
-          <w:tcPr>
-            <w:tcW w:w="4407" w:type="dxa"/>
-            <w:vMerge w:val="restart"/>
-            <w:shd w:val="clear" w:color="auto" w:fill="D9D9D9" w:themeFill="background1" w:themeFillShade="D9"/>
-            <w:vAlign w:val="center"/>
-          </w:tcPr>
-          <w:p>
-            <w:pPr>
-              <w:spacing w:after="0"/>
-              <w:jc w:val="center"/>
-              <w:rPr>
-                <w:rFonts w:eastAsia="Times New Roman" w:cs="Times New Roman"/>
-                <w:b/>
-                <w:bCs/>
-                <w:sz w:val="22"/>
-                <w:lang w:eastAsia="es-BO"/>
-              </w:rPr>
-            </w:pPr>
-            <w:r>
-              <w:rPr>
-                <w:rFonts w:eastAsia="Times New Roman" w:cs="Times New Roman"/>
-                <w:b/>
-                <w:bCs/>
-                <w:sz w:val="22"/>
-                <w:lang w:eastAsia="es-BO"/>
-              </w:rPr>
-              <w:t>Descripción</w:t>
-            </w:r>
-          </w:p>
-        </w:tc>
-        <w:tc>
-          <w:tcPr>
-            <w:tcW w:w="2245" w:type="dxa"/>
-            <w:gridSpan w:val="2"/>
-            <w:shd w:val="clear" w:color="auto" w:fill="D9D9D9" w:themeFill="background1" w:themeFillShade="D9"/>
-            <w:vAlign w:val="center"/>
-          </w:tcPr>
-          <w:p>
-            <w:pPr>
-              <w:spacing w:after="0"/>
-              <w:jc w:val="center"/>
-              <w:rPr>
-                <w:rFonts w:eastAsia="Times New Roman" w:cs="Times New Roman"/>
-                <w:b/>
-                <w:bCs/>
-                <w:sz w:val="22"/>
-                <w:lang w:eastAsia="es-BO"/>
-              </w:rPr>
-            </w:pPr>
-            <w:r>
-              <w:rPr>
-                <w:rFonts w:eastAsia="Times New Roman" w:cs="Times New Roman"/>
-                <w:b/>
-                <w:bCs/>
-                <w:sz w:val="22"/>
-                <w:lang w:eastAsia="es-BO"/>
-              </w:rPr>
-              <w:t>Precio (Bs.)</w:t>
-            </w:r>
-          </w:p>
-        </w:tc>
-      </w:tr>
-      <w:tr>
-        <w:trPr>
-          <w:trHeight w:val="121"/>
-        </w:trPr>
-        <w:tc>
-          <w:tcPr>
-            <w:tcW w:w="677" w:type="dxa"/>
-            <w:vMerge/>
-            <w:shd w:val="clear" w:color="auto" w:fill="D9D9D9" w:themeFill="background1" w:themeFillShade="D9"/>
-            <w:vAlign w:val="center"/>
-          </w:tcPr>
-          <w:p>
-            <w:pPr>
-              <w:spacing w:after="0"/>
-              <w:jc w:val="center"/>
-              <w:rPr>
-                <w:rFonts w:eastAsia="Times New Roman" w:cs="Times New Roman"/>
-                <w:b/>
-                <w:bCs/>
-                <w:sz w:val="22"/>
-                <w:lang w:eastAsia="es-BO"/>
-              </w:rPr>
-            </w:pPr>
-          </w:p>
-        </w:tc>
-        <w:tc>
-          <w:tcPr>
-            <w:tcW w:w="1090" w:type="dxa"/>
-            <w:vMerge/>
-            <w:shd w:val="clear" w:color="auto" w:fill="D9D9D9" w:themeFill="background1" w:themeFillShade="D9"/>
-            <w:vAlign w:val="center"/>
-          </w:tcPr>
-          <w:p>
-            <w:pPr>
-              <w:spacing w:after="0"/>
-              <w:jc w:val="center"/>
-              <w:rPr>
-                <w:rFonts w:eastAsia="Times New Roman" w:cs="Times New Roman"/>
-                <w:b/>
-                <w:bCs/>
-                <w:sz w:val="22"/>
-                <w:lang w:eastAsia="es-BO"/>
-              </w:rPr>
-            </w:pPr>
-          </w:p>
-        </w:tc>
-        <w:tc>
-          <w:tcPr>
-            <w:tcW w:w="927" w:type="dxa"/>
-            <w:vMerge/>
-            <w:shd w:val="clear" w:color="auto" w:fill="D9D9D9" w:themeFill="background1" w:themeFillShade="D9"/>
-          </w:tcPr>
-          <w:p>
-            <w:pPr>
-              <w:spacing w:after="0"/>
-              <w:jc w:val="center"/>
-              <w:rPr>
-                <w:rFonts w:eastAsia="Times New Roman" w:cs="Times New Roman"/>
-                <w:b/>
-                <w:bCs/>
-                <w:sz w:val="22"/>
-                <w:lang w:eastAsia="es-BO"/>
-              </w:rPr>
-            </w:pPr>
-          </w:p>
-        </w:tc>
-        <w:tc>
-          <w:tcPr>
-            <w:tcW w:w="4407" w:type="dxa"/>
-            <w:vMerge/>
-            <w:shd w:val="clear" w:color="auto" w:fill="D9D9D9" w:themeFill="background1" w:themeFillShade="D9"/>
-            <w:vAlign w:val="center"/>
-          </w:tcPr>
-          <w:p>
-            <w:pPr>
-              <w:spacing w:after="0"/>
-              <w:jc w:val="center"/>
-              <w:rPr>
-                <w:rFonts w:eastAsia="Times New Roman" w:cs="Times New Roman"/>
-                <w:b/>
-                <w:bCs/>
-                <w:sz w:val="22"/>
-                <w:lang w:eastAsia="es-BO"/>
-              </w:rPr>
-            </w:pPr>
-          </w:p>
-        </w:tc>
-        <w:tc>
-          <w:tcPr>
-            <w:tcW w:w="1084" w:type="dxa"/>
-            <w:shd w:val="clear" w:color="auto" w:fill="D9D9D9" w:themeFill="background1" w:themeFillShade="D9"/>
-            <w:vAlign w:val="center"/>
-          </w:tcPr>
-          <w:p>
-            <w:pPr>
-              <w:spacing w:after="0"/>
-              <w:jc w:val="center"/>
-              <w:rPr>
-                <w:rFonts w:eastAsia="Times New Roman" w:cs="Times New Roman"/>
-                <w:b/>
-                <w:bCs/>
-                <w:sz w:val="22"/>
-                <w:lang w:eastAsia="es-BO"/>
-              </w:rPr>
-            </w:pPr>
-            <w:r>
-              <w:rPr>
-                <w:rFonts w:eastAsia="Times New Roman" w:cs="Times New Roman"/>
-                <w:b/>
-                <w:bCs/>
-                <w:sz w:val="22"/>
-                <w:lang w:eastAsia="es-BO"/>
-              </w:rPr>
-              <w:t>Unitario</w:t>
-            </w:r>
-          </w:p>
-        </w:tc>
-        <w:tc>
-          <w:tcPr>
-            <w:tcW w:w="1161" w:type="dxa"/>
-            <w:shd w:val="clear" w:color="auto" w:fill="D9D9D9" w:themeFill="background1" w:themeFillShade="D9"/>
-            <w:vAlign w:val="center"/>
-          </w:tcPr>
-          <w:p>
-            <w:pPr>
-              <w:spacing w:after="0"/>
-              <w:jc w:val="center"/>
-              <w:rPr>
-                <w:rFonts w:eastAsia="Times New Roman" w:cs="Times New Roman"/>
-                <w:b/>
-                <w:bCs/>
-                <w:sz w:val="22"/>
-                <w:lang w:eastAsia="es-BO"/>
-              </w:rPr>
-            </w:pPr>
-            <w:r>
-              <w:rPr>
-                <w:rFonts w:eastAsia="Times New Roman" w:cs="Times New Roman"/>
-                <w:b/>
-                <w:bCs/>
-                <w:sz w:val="22"/>
-                <w:lang w:eastAsia="es-BO"/>
-              </w:rPr>
-              <w:t>Total</w:t>
-            </w:r>
-          </w:p>
-        </w:tc>
-      </w:tr>
-      <w:tr>
-        <w:tc>
-          <w:tcPr>
-            <w:tcW w:w="677" w:type="dxa"/>
-          </w:tcPr>
-          <w:p>
-            <w:pPr>
-              <w:spacing w:after="0"/>
-              <w:jc w:val="center"/>
-              <w:rPr>
-                <w:rFonts w:eastAsia="Times New Roman" w:cs="Times New Roman"/>
-                <w:sz w:val="22"/>
-                <w:lang w:eastAsia="es-BO"/>
-              </w:rPr>
-            </w:pPr>
-            <w:r>
-              <w:rPr>
-                <w:rFonts w:eastAsia="Times New Roman" w:cs="Times New Roman"/>
-                <w:sz w:val="22"/>
-                <w:lang w:eastAsia="es-BO"/>
-              </w:rPr>
-              <w:t>n</w:t>
-            </w:r>
-          </w:p>
-        </w:tc>
-        <w:tc>
-          <w:tcPr>
-            <w:tcW w:w="1090" w:type="dxa"/>
-          </w:tcPr>
-          <w:p>
-            <w:pPr>
-              <w:spacing w:after="0"/>
-              <w:jc w:val="center"/>
-              <w:rPr>
-                <w:rFonts w:eastAsia="Times New Roman" w:cs="Times New Roman"/>
-                <w:sz w:val="22"/>
-                <w:lang w:eastAsia="es-BO"/>
-              </w:rPr>
-            </w:pPr>
-            <w:r>
-              <w:rPr>
-                <w:rFonts w:eastAsia="Times New Roman" w:cs="Times New Roman"/>
-                <w:sz w:val="22"/>
-                <w:lang w:eastAsia="es-BO"/>
-              </w:rPr>
-              <w:t>c</w:t>
-            </w:r>
-          </w:p>
-        </w:tc>
-        <w:tc>
-          <w:tcPr>
-            <w:tcW w:w="927" w:type="dxa"/>
-          </w:tcPr>
-          <w:p>
-            <w:pPr>
-              <w:spacing w:after="0"/>
-              <w:rPr>
-                <w:rFonts w:eastAsia="Times New Roman" w:cs="Times New Roman"/>
-                <w:sz w:val="22"/>
-                <w:lang w:eastAsia="es-BO"/>
-              </w:rPr>
-            </w:pPr>
-          </w:p>
-        </w:tc>
-        <w:tc>
-          <w:tcPr>
-            <w:tcW w:w="4407" w:type="dxa"/>
-          </w:tcPr>
-          <w:p>
-            <w:pPr>
-              <w:spacing w:after="0"/>
-              <w:rPr>
-                <w:rFonts w:eastAsia="Times New Roman" w:cs="Times New Roman"/>
-                <w:sz w:val="22"/>
-                <w:lang w:eastAsia="es-BO"/>
-              </w:rPr>
-            </w:pPr>
-            <w:r>
-              <w:rPr>
-                <w:rFonts w:eastAsia="Times New Roman" w:cs="Times New Roman"/>
-                <w:sz w:val="22"/>
-                <w:lang w:eastAsia="es-BO"/>
-              </w:rPr>
-              <w:t>d</w:t>
-            </w:r>
-          </w:p>
-        </w:tc>
-        <w:tc>
-          <w:tcPr>
-            <w:tcW w:w="1084" w:type="dxa"/>
-          </w:tcPr>
-          <w:p>
-            <w:pPr>
-              <w:spacing w:after="0"/>
-              <w:jc w:val="center"/>
-              <w:rPr>
-                <w:rFonts w:eastAsia="Times New Roman" w:cs="Times New Roman"/>
-                <w:sz w:val="22"/>
-                <w:lang w:eastAsia="es-BO"/>
-              </w:rPr>
-            </w:pPr>
-            <w:r>
-              <w:rPr>
-                <w:rFonts w:eastAsia="Times New Roman" w:cs="Times New Roman"/>
-                <w:sz w:val="22"/>
-                <w:lang w:eastAsia="es-BO"/>
-              </w:rPr>
-              <w:t>u</w:t>
-            </w:r>
-          </w:p>
-        </w:tc>
-        <w:tc>
-          <w:tcPr>
-            <w:tcW w:w="1161" w:type="dxa"/>
-          </w:tcPr>
-          <w:p>
-            <w:pPr>
-              <w:spacing w:after="0"/>
-              <w:jc w:val="center"/>
-              <w:rPr>
-                <w:rFonts w:eastAsia="Times New Roman" w:cs="Times New Roman"/>
-                <w:sz w:val="22"/>
-                <w:lang w:eastAsia="es-BO"/>
-              </w:rPr>
-            </w:pPr>
-            <w:r>
-              <w:rPr>
-                <w:rFonts w:eastAsia="Times New Roman" w:cs="Times New Roman"/>
-                <w:sz w:val="22"/>
-                <w:lang w:eastAsia="es-BO"/>
-              </w:rPr>
-              <w:t>t</w:t>
-            </w:r>
-          </w:p>
-        </w:tc>
-      </w:tr>
-      <w:tr>
-        <w:trPr>
-          <w:trHeight w:val="238"/>
-        </w:trPr>
-        <w:tc>
-          <w:tcPr>
-            <w:tcW w:w="8185" w:type="dxa"/>
-            <w:gridSpan w:val="5"/>
-          </w:tcPr>
-          <w:p>
-            <w:pPr>
-              <w:spacing w:after="0"/>
-              <w:rPr>
-                <w:rFonts w:eastAsia="Times New Roman" w:cs="Times New Roman"/>
-                <w:b/>
-                <w:bCs/>
-                <w:sz w:val="22"/>
-                <w:lang w:eastAsia="es-BO"/>
-              </w:rPr>
-            </w:pPr>
-            <w:r>
-              <w:rPr>
-                <w:rFonts w:eastAsia="Times New Roman" w:cs="Times New Roman"/>
-                <w:b/>
-                <w:bCs/>
-                <w:sz w:val="22"/>
-                <w:lang w:eastAsia="es-BO"/>
-              </w:rPr>
-              <w:t>TOTAL</w:t>
-            </w:r>
-          </w:p>
-        </w:tc>
-        <w:tc>
-          <w:tcPr>
-            <w:tcW w:w="1161" w:type="dxa"/>
-          </w:tcPr>
-          <w:p>
-            <w:pPr>
-              <w:spacing w:after="0"/>
-              <w:jc w:val="center"/>
-              <w:rPr>
-                <w:rFonts w:eastAsia="Times New Roman" w:cs="Times New Roman"/>
-                <w:b/>
-                <w:bCs/>
-                <w:sz w:val="22"/>
-                <w:lang w:eastAsia="es-BO"/>
-              </w:rPr>
-            </w:pPr>
-            <w:r>
-              <w:rPr>
-                <w:rFonts w:eastAsia="Times New Roman" w:cs="Times New Roman"/>
-                <w:b/>
-                <w:bCs/>
-                <w:sz w:val="22"/>
-                <w:lang w:eastAsia="es-BO"/>
-              </w:rPr>
-              <w:t>{TOTAL}</w:t>
-            </w:r>
-          </w:p>
-        </w:tc>
-      </w:tr>
-    </w:tbl>
     <w:p>
       <w:pPr>
         <w:spacing w:after="0"/>

--- a/backend/Plantillas/solicitudCP.docx
+++ b/backend/Plantillas/solicitudCP.docx
@@ -1407,8 +1407,12 @@
       </w:r>
     </w:p>
     <w:sectPr>
-      <w:headerReference w:type="default" r:id="rId8"/>
-      <w:footerReference w:type="default" r:id="rId9"/>
+      <w:headerReference w:type="even" r:id="rId8"/>
+      <w:headerReference w:type="default" r:id="rId9"/>
+      <w:footerReference w:type="even" r:id="rId10"/>
+      <w:footerReference w:type="default" r:id="rId11"/>
+      <w:headerReference w:type="first" r:id="rId12"/>
+      <w:footerReference w:type="first" r:id="rId13"/>
       <w:pgSz w:w="12240" w:h="15840" w:code="1"/>
       <w:pgMar w:top="1417" w:right="1183" w:bottom="0" w:left="1701" w:header="284" w:footer="698" w:gutter="0"/>
       <w:cols w:space="708"/>
@@ -1448,6 +1452,16 @@
   <w:p>
     <w:pPr>
       <w:pStyle w:val="Piedepgina"/>
+    </w:pPr>
+  </w:p>
+</w:ftr>
+</file>
+
+<file path=word/footer2.xml><?xml version="1.0" encoding="utf-8"?>
+<w:ftr xmlns:wpc="http://schemas.microsoft.com/office/word/2010/wordprocessingCanvas" xmlns:cx="http://schemas.microsoft.com/office/drawing/2014/chartex" xmlns:cx1="http://schemas.microsoft.com/office/drawing/2015/9/8/chartex" xmlns:cx2="http://schemas.microsoft.com/office/drawing/2015/10/21/chartex" xmlns:cx3="http://schemas.microsoft.com/office/drawing/2016/5/9/chartex" xmlns:cx4="http://schemas.microsoft.com/office/drawing/2016/5/10/chartex" xmlns:cx5="http://schemas.microsoft.com/office/drawing/2016/5/11/chartex" xmlns:cx6="http://schemas.microsoft.com/office/drawing/2016/5/12/chartex" xmlns:cx7="http://schemas.microsoft.com/office/drawing/2016/5/13/chartex" xmlns:cx8="http://schemas.microsoft.com/office/drawing/2016/5/14/chartex" xmlns:mc="http://schemas.openxmlformats.org/markup-compatibility/2006" xmlns:aink="http://schemas.microsoft.com/office/drawing/2016/ink" xmlns:am3d="http://schemas.microsoft.com/office/drawing/2017/model3d" xmlns:o="urn:schemas-microsoft-com:office:office" xmlns:oel="http://schemas.microsoft.com/office/2019/extlst" xmlns:r="http://schemas.openxmlformats.org/officeDocument/2006/relationships" xmlns:m="http://schemas.openxmlformats.org/officeDocument/2006/math" xmlns:v="urn:schemas-microsoft-com:vml" xmlns:wp14="http://schemas.microsoft.com/office/word/2010/wordprocessingDrawing" xmlns:wp="http://schemas.openxmlformats.org/drawingml/2006/wordprocessingDrawing" xmlns:w10="urn:schemas-microsoft-com:office:word" xmlns:w="http://schemas.openxmlformats.org/wordprocessingml/2006/main" xmlns:w14="http://schemas.microsoft.com/office/word/2010/wordml" xmlns:w15="http://schemas.microsoft.com/office/word/2012/wordml" xmlns:w16cex="http://schemas.microsoft.com/office/word/2018/wordml/cex" xmlns:w16cid="http://schemas.microsoft.com/office/word/2016/wordml/cid" xmlns:w16="http://schemas.microsoft.com/office/word/2018/wordml" xmlns:w16du="http://schemas.microsoft.com/office/word/2023/wordml/word16du" xmlns:w16sdtdh="http://schemas.microsoft.com/office/word/2020/wordml/sdtdatahash" xmlns:w16se="http://schemas.microsoft.com/office/word/2015/wordml/symex" xmlns:wpg="http://schemas.microsoft.com/office/word/2010/wordprocessingGroup" xmlns:wpi="http://schemas.microsoft.com/office/word/2010/wordprocessingInk" xmlns:wne="http://schemas.microsoft.com/office/word/2006/wordml" xmlns:wps="http://schemas.microsoft.com/office/word/2010/wordprocessingShape" mc:Ignorable="w14 w15 w16se w16cid w16 w16cex w16sdtdh w16du wp14">
+  <w:p>
+    <w:pPr>
+      <w:pStyle w:val="Piedepgina"/>
       <w:tabs>
         <w:tab w:val="clear" w:pos="4252"/>
         <w:tab w:val="clear" w:pos="8504"/>
@@ -1491,6 +1505,16 @@
       </w:rPr>
       <w:t xml:space="preserve">      gamcharana21.26@gmail.com</w:t>
     </w:r>
+  </w:p>
+</w:ftr>
+</file>
+
+<file path=word/footer3.xml><?xml version="1.0" encoding="utf-8"?>
+<w:ftr xmlns:wpc="http://schemas.microsoft.com/office/word/2010/wordprocessingCanvas" xmlns:cx="http://schemas.microsoft.com/office/drawing/2014/chartex" xmlns:cx1="http://schemas.microsoft.com/office/drawing/2015/9/8/chartex" xmlns:cx2="http://schemas.microsoft.com/office/drawing/2015/10/21/chartex" xmlns:cx3="http://schemas.microsoft.com/office/drawing/2016/5/9/chartex" xmlns:cx4="http://schemas.microsoft.com/office/drawing/2016/5/10/chartex" xmlns:cx5="http://schemas.microsoft.com/office/drawing/2016/5/11/chartex" xmlns:cx6="http://schemas.microsoft.com/office/drawing/2016/5/12/chartex" xmlns:cx7="http://schemas.microsoft.com/office/drawing/2016/5/13/chartex" xmlns:cx8="http://schemas.microsoft.com/office/drawing/2016/5/14/chartex" xmlns:mc="http://schemas.openxmlformats.org/markup-compatibility/2006" xmlns:aink="http://schemas.microsoft.com/office/drawing/2016/ink" xmlns:am3d="http://schemas.microsoft.com/office/drawing/2017/model3d" xmlns:o="urn:schemas-microsoft-com:office:office" xmlns:oel="http://schemas.microsoft.com/office/2019/extlst" xmlns:r="http://schemas.openxmlformats.org/officeDocument/2006/relationships" xmlns:m="http://schemas.openxmlformats.org/officeDocument/2006/math" xmlns:v="urn:schemas-microsoft-com:vml" xmlns:wp14="http://schemas.microsoft.com/office/word/2010/wordprocessingDrawing" xmlns:wp="http://schemas.openxmlformats.org/drawingml/2006/wordprocessingDrawing" xmlns:w10="urn:schemas-microsoft-com:office:word" xmlns:w="http://schemas.openxmlformats.org/wordprocessingml/2006/main" xmlns:w14="http://schemas.microsoft.com/office/word/2010/wordml" xmlns:w15="http://schemas.microsoft.com/office/word/2012/wordml" xmlns:w16cex="http://schemas.microsoft.com/office/word/2018/wordml/cex" xmlns:w16cid="http://schemas.microsoft.com/office/word/2016/wordml/cid" xmlns:w16="http://schemas.microsoft.com/office/word/2018/wordml" xmlns:w16du="http://schemas.microsoft.com/office/word/2023/wordml/word16du" xmlns:w16sdtdh="http://schemas.microsoft.com/office/word/2020/wordml/sdtdatahash" xmlns:w16se="http://schemas.microsoft.com/office/word/2015/wordml/symex" xmlns:wpg="http://schemas.microsoft.com/office/word/2010/wordprocessingGroup" xmlns:wpi="http://schemas.microsoft.com/office/word/2010/wordprocessingInk" xmlns:wne="http://schemas.microsoft.com/office/word/2006/wordml" xmlns:wps="http://schemas.microsoft.com/office/word/2010/wordprocessingShape" mc:Ignorable="w14 w15 w16se w16cid w16 w16cex w16sdtdh w16du wp14">
+  <w:p>
+    <w:pPr>
+      <w:pStyle w:val="Piedepgina"/>
+    </w:pPr>
   </w:p>
 </w:ftr>
 </file>
@@ -1521,6 +1545,16 @@
 </file>
 
 <file path=word/header1.xml><?xml version="1.0" encoding="utf-8"?>
+<w:hdr xmlns:wpc="http://schemas.microsoft.com/office/word/2010/wordprocessingCanvas" xmlns:cx="http://schemas.microsoft.com/office/drawing/2014/chartex" xmlns:cx1="http://schemas.microsoft.com/office/drawing/2015/9/8/chartex" xmlns:cx2="http://schemas.microsoft.com/office/drawing/2015/10/21/chartex" xmlns:cx3="http://schemas.microsoft.com/office/drawing/2016/5/9/chartex" xmlns:cx4="http://schemas.microsoft.com/office/drawing/2016/5/10/chartex" xmlns:cx5="http://schemas.microsoft.com/office/drawing/2016/5/11/chartex" xmlns:cx6="http://schemas.microsoft.com/office/drawing/2016/5/12/chartex" xmlns:cx7="http://schemas.microsoft.com/office/drawing/2016/5/13/chartex" xmlns:cx8="http://schemas.microsoft.com/office/drawing/2016/5/14/chartex" xmlns:mc="http://schemas.openxmlformats.org/markup-compatibility/2006" xmlns:aink="http://schemas.microsoft.com/office/drawing/2016/ink" xmlns:am3d="http://schemas.microsoft.com/office/drawing/2017/model3d" xmlns:o="urn:schemas-microsoft-com:office:office" xmlns:oel="http://schemas.microsoft.com/office/2019/extlst" xmlns:r="http://schemas.openxmlformats.org/officeDocument/2006/relationships" xmlns:m="http://schemas.openxmlformats.org/officeDocument/2006/math" xmlns:v="urn:schemas-microsoft-com:vml" xmlns:wp14="http://schemas.microsoft.com/office/word/2010/wordprocessingDrawing" xmlns:wp="http://schemas.openxmlformats.org/drawingml/2006/wordprocessingDrawing" xmlns:w10="urn:schemas-microsoft-com:office:word" xmlns:w="http://schemas.openxmlformats.org/wordprocessingml/2006/main" xmlns:w14="http://schemas.microsoft.com/office/word/2010/wordml" xmlns:w15="http://schemas.microsoft.com/office/word/2012/wordml" xmlns:w16cex="http://schemas.microsoft.com/office/word/2018/wordml/cex" xmlns:w16cid="http://schemas.microsoft.com/office/word/2016/wordml/cid" xmlns:w16="http://schemas.microsoft.com/office/word/2018/wordml" xmlns:w16du="http://schemas.microsoft.com/office/word/2023/wordml/word16du" xmlns:w16sdtdh="http://schemas.microsoft.com/office/word/2020/wordml/sdtdatahash" xmlns:w16se="http://schemas.microsoft.com/office/word/2015/wordml/symex" xmlns:wpg="http://schemas.microsoft.com/office/word/2010/wordprocessingGroup" xmlns:wpi="http://schemas.microsoft.com/office/word/2010/wordprocessingInk" xmlns:wne="http://schemas.microsoft.com/office/word/2006/wordml" xmlns:wps="http://schemas.microsoft.com/office/word/2010/wordprocessingShape" mc:Ignorable="w14 w15 w16se w16cid w16 w16cex w16sdtdh w16du wp14">
+  <w:p>
+    <w:pPr>
+      <w:pStyle w:val="Encabezado"/>
+    </w:pPr>
+  </w:p>
+</w:hdr>
+</file>
+
+<file path=word/header2.xml><?xml version="1.0" encoding="utf-8"?>
 <w:hdr xmlns:wpc="http://schemas.microsoft.com/office/word/2010/wordprocessingCanvas" xmlns:cx="http://schemas.microsoft.com/office/drawing/2014/chartex" xmlns:cx1="http://schemas.microsoft.com/office/drawing/2015/9/8/chartex" xmlns:cx2="http://schemas.microsoft.com/office/drawing/2015/10/21/chartex" xmlns:cx3="http://schemas.microsoft.com/office/drawing/2016/5/9/chartex" xmlns:cx4="http://schemas.microsoft.com/office/drawing/2016/5/10/chartex" xmlns:cx5="http://schemas.microsoft.com/office/drawing/2016/5/11/chartex" xmlns:cx6="http://schemas.microsoft.com/office/drawing/2016/5/12/chartex" xmlns:cx7="http://schemas.microsoft.com/office/drawing/2016/5/13/chartex" xmlns:cx8="http://schemas.microsoft.com/office/drawing/2016/5/14/chartex" xmlns:mc="http://schemas.openxmlformats.org/markup-compatibility/2006" xmlns:aink="http://schemas.microsoft.com/office/drawing/2016/ink" xmlns:am3d="http://schemas.microsoft.com/office/drawing/2017/model3d" xmlns:o="urn:schemas-microsoft-com:office:office" xmlns:oel="http://schemas.microsoft.com/office/2019/extlst" xmlns:r="http://schemas.openxmlformats.org/officeDocument/2006/relationships" xmlns:m="http://schemas.openxmlformats.org/officeDocument/2006/math" xmlns:v="urn:schemas-microsoft-com:vml" xmlns:wp14="http://schemas.microsoft.com/office/word/2010/wordprocessingDrawing" xmlns:wp="http://schemas.openxmlformats.org/drawingml/2006/wordprocessingDrawing" xmlns:w10="urn:schemas-microsoft-com:office:word" xmlns:w="http://schemas.openxmlformats.org/wordprocessingml/2006/main" xmlns:w14="http://schemas.microsoft.com/office/word/2010/wordml" xmlns:w15="http://schemas.microsoft.com/office/word/2012/wordml" xmlns:w16cex="http://schemas.microsoft.com/office/word/2018/wordml/cex" xmlns:w16cid="http://schemas.microsoft.com/office/word/2016/wordml/cid" xmlns:w16="http://schemas.microsoft.com/office/word/2018/wordml" xmlns:w16du="http://schemas.microsoft.com/office/word/2023/wordml/word16du" xmlns:w16sdtdh="http://schemas.microsoft.com/office/word/2020/wordml/sdtdatahash" xmlns:w16se="http://schemas.microsoft.com/office/word/2015/wordml/symex" xmlns:wpg="http://schemas.microsoft.com/office/word/2010/wordprocessingGroup" xmlns:wpi="http://schemas.microsoft.com/office/word/2010/wordprocessingInk" xmlns:wne="http://schemas.microsoft.com/office/word/2006/wordml" xmlns:wps="http://schemas.microsoft.com/office/word/2010/wordprocessingShape" mc:Ignorable="w14 w15 w16se w16cid w16 w16cex w16sdtdh w16du wp14">
   <w:p>
     <w:pPr>
@@ -1576,7 +1610,7 @@
         <w:lang w:val="es-ES" w:eastAsia="es-ES"/>
       </w:rPr>
       <w:drawing>
-        <wp:anchor distT="0" distB="0" distL="114300" distR="114300" simplePos="0" relativeHeight="251657728" behindDoc="0" locked="0" layoutInCell="1" allowOverlap="1" wp14:anchorId="75121701" wp14:editId="52097294">
+        <wp:anchor distT="0" distB="0" distL="114300" distR="114300" simplePos="0" relativeHeight="251657728" behindDoc="0" locked="0" layoutInCell="1" allowOverlap="1" wp14:anchorId="75121701" wp14:editId="5239A001">
           <wp:simplePos x="0" y="0"/>
           <wp:positionH relativeFrom="page">
             <wp:align>left</wp:align>
@@ -1601,10 +1635,10 @@
                   </pic:cNvPicPr>
                 </pic:nvPicPr>
                 <pic:blipFill>
-                  <a:blip r:embed="rId2">
+                  <a:blip r:embed="rId2" cstate="print">
                     <a:extLst>
                       <a:ext uri="{28A0092B-C50C-407E-A947-70E740481C1C}">
-                        <a14:useLocalDpi xmlns:a14="http://schemas.microsoft.com/office/drawing/2010/main" val="0"/>
+                        <a14:useLocalDpi xmlns:a14="http://schemas.microsoft.com/office/drawing/2010/main"/>
                       </a:ext>
                     </a:extLst>
                   </a:blip>
@@ -1666,7 +1700,7 @@
         <w:sz w:val="28"/>
       </w:rPr>
       <w:drawing>
-        <wp:anchor distT="0" distB="0" distL="114300" distR="114300" simplePos="0" relativeHeight="251656704" behindDoc="0" locked="0" layoutInCell="1" allowOverlap="1" wp14:anchorId="4F7D8349" wp14:editId="1D227A76">
+        <wp:anchor distT="0" distB="0" distL="114300" distR="114300" simplePos="0" relativeHeight="251656704" behindDoc="0" locked="0" layoutInCell="1" allowOverlap="1" wp14:anchorId="4F7D8349" wp14:editId="07BC3809">
           <wp:simplePos x="0" y="0"/>
           <wp:positionH relativeFrom="page">
             <wp:posOffset>6276975</wp:posOffset>
@@ -1691,10 +1725,10 @@
                   </pic:cNvPicPr>
                 </pic:nvPicPr>
                 <pic:blipFill>
-                  <a:blip r:embed="rId3">
+                  <a:blip r:embed="rId3" cstate="print">
                     <a:extLst>
                       <a:ext uri="{28A0092B-C50C-407E-A947-70E740481C1C}">
-                        <a14:useLocalDpi xmlns:a14="http://schemas.microsoft.com/office/drawing/2010/main" val="0"/>
+                        <a14:useLocalDpi xmlns:a14="http://schemas.microsoft.com/office/drawing/2010/main"/>
                       </a:ext>
                     </a:extLst>
                   </a:blip>
@@ -1865,6 +1899,16 @@
         <w:rFonts w:ascii="Adobe Garamond Pro" w:hAnsi="Adobe Garamond Pro"/>
         <w:color w:val="1F3864" w:themeColor="accent1" w:themeShade="80"/>
       </w:rPr>
+    </w:pPr>
+  </w:p>
+</w:hdr>
+</file>
+
+<file path=word/header3.xml><?xml version="1.0" encoding="utf-8"?>
+<w:hdr xmlns:wpc="http://schemas.microsoft.com/office/word/2010/wordprocessingCanvas" xmlns:cx="http://schemas.microsoft.com/office/drawing/2014/chartex" xmlns:cx1="http://schemas.microsoft.com/office/drawing/2015/9/8/chartex" xmlns:cx2="http://schemas.microsoft.com/office/drawing/2015/10/21/chartex" xmlns:cx3="http://schemas.microsoft.com/office/drawing/2016/5/9/chartex" xmlns:cx4="http://schemas.microsoft.com/office/drawing/2016/5/10/chartex" xmlns:cx5="http://schemas.microsoft.com/office/drawing/2016/5/11/chartex" xmlns:cx6="http://schemas.microsoft.com/office/drawing/2016/5/12/chartex" xmlns:cx7="http://schemas.microsoft.com/office/drawing/2016/5/13/chartex" xmlns:cx8="http://schemas.microsoft.com/office/drawing/2016/5/14/chartex" xmlns:mc="http://schemas.openxmlformats.org/markup-compatibility/2006" xmlns:aink="http://schemas.microsoft.com/office/drawing/2016/ink" xmlns:am3d="http://schemas.microsoft.com/office/drawing/2017/model3d" xmlns:o="urn:schemas-microsoft-com:office:office" xmlns:oel="http://schemas.microsoft.com/office/2019/extlst" xmlns:r="http://schemas.openxmlformats.org/officeDocument/2006/relationships" xmlns:m="http://schemas.openxmlformats.org/officeDocument/2006/math" xmlns:v="urn:schemas-microsoft-com:vml" xmlns:wp14="http://schemas.microsoft.com/office/word/2010/wordprocessingDrawing" xmlns:wp="http://schemas.openxmlformats.org/drawingml/2006/wordprocessingDrawing" xmlns:w10="urn:schemas-microsoft-com:office:word" xmlns:w="http://schemas.openxmlformats.org/wordprocessingml/2006/main" xmlns:w14="http://schemas.microsoft.com/office/word/2010/wordml" xmlns:w15="http://schemas.microsoft.com/office/word/2012/wordml" xmlns:w16cex="http://schemas.microsoft.com/office/word/2018/wordml/cex" xmlns:w16cid="http://schemas.microsoft.com/office/word/2016/wordml/cid" xmlns:w16="http://schemas.microsoft.com/office/word/2018/wordml" xmlns:w16du="http://schemas.microsoft.com/office/word/2023/wordml/word16du" xmlns:w16sdtdh="http://schemas.microsoft.com/office/word/2020/wordml/sdtdatahash" xmlns:w16se="http://schemas.microsoft.com/office/word/2015/wordml/symex" xmlns:wpg="http://schemas.microsoft.com/office/word/2010/wordprocessingGroup" xmlns:wpi="http://schemas.microsoft.com/office/word/2010/wordprocessingInk" xmlns:wne="http://schemas.microsoft.com/office/word/2006/wordml" xmlns:wps="http://schemas.microsoft.com/office/word/2010/wordprocessingShape" mc:Ignorable="w14 w15 w16se w16cid w16 w16cex w16sdtdh w16du wp14">
+  <w:p>
+    <w:pPr>
+      <w:pStyle w:val="Encabezado"/>
     </w:pPr>
   </w:p>
 </w:hdr>
